--- a/docs/legal/servicios/docx/03-contrato-menus-digitales.docx
+++ b/docs/legal/servicios/docx/03-contrato-menus-digitales.docx
@@ -1435,7 +1435,7 @@
                 <w:i w:val="0"/>
                 <w:sz w:val="19"/>
               </w:rPr>
-              <w:t>$3,999 M.N.</w:t>
+              <w:t>$2,499 M.N.</w:t>
             </w:r>
           </w:p>
         </w:tc>
@@ -1755,7 +1755,7 @@
                 <w:i w:val="0"/>
                 <w:sz w:val="19"/>
               </w:rPr>
-              <w:t>$3,999 M.N.</w:t>
+              <w:t>$2,499 M.N.</w:t>
             </w:r>
           </w:p>
         </w:tc>
@@ -1775,7 +1775,7 @@
                 <w:i w:val="0"/>
                 <w:sz w:val="19"/>
               </w:rPr>
-              <w:t>$2,000 M.N.</w:t>
+              <w:t>$1,250 M.N.</w:t>
             </w:r>
           </w:p>
         </w:tc>
@@ -1795,7 +1795,7 @@
                 <w:i w:val="0"/>
                 <w:sz w:val="19"/>
               </w:rPr>
-              <w:t>$1,999 M.N.</w:t>
+              <w:t>$1,249 M.N.</w:t>
             </w:r>
           </w:p>
         </w:tc>
@@ -3175,10 +3175,50 @@
       <w:r>
         <w:rPr>
           <w:rFonts w:ascii="Calibri" w:hAnsi="Calibri"/>
-          <w:b w:val="0"/>
-          <w:i w:val="0"/>
-        </w:rPr>
-        <w:t xml:space="preserve">Concluida la garantía, el soporte se presta conforme al plan de mantenimiento que EL CLIENTE contrate. El plan </w:t>
+          <w:b/>
+          <w:i w:val="0"/>
+        </w:rPr>
+        <w:t>Soporte post-lanzamiento.</w:t>
+      </w:r>
+      <w:r>
+        <w:rPr>
+          <w:rFonts w:ascii="Calibri" w:hAnsi="Calibri"/>
+          <w:b w:val="0"/>
+          <w:i w:val="0"/>
+        </w:rPr>
+        <w:t xml:space="preserve"> Adicionalmente a la garantía, el plan </w:t>
+      </w:r>
+      <w:r>
+        <w:rPr>
+          <w:rFonts w:ascii="Calibri" w:hAnsi="Calibri"/>
+          <w:b/>
+          <w:i w:val="0"/>
+        </w:rPr>
+        <w:t>Pro</w:t>
+      </w:r>
+      <w:r>
+        <w:rPr>
+          <w:rFonts w:ascii="Calibri" w:hAnsi="Calibri"/>
+          <w:b w:val="0"/>
+          <w:i w:val="0"/>
+        </w:rPr>
+        <w:t xml:space="preserve"> incluye </w:t>
+      </w:r>
+      <w:r>
+        <w:rPr>
+          <w:rFonts w:ascii="Calibri" w:hAnsi="Calibri"/>
+          <w:b/>
+          <w:i w:val="0"/>
+        </w:rPr>
+        <w:t>30 (treinta) días naturales</w:t>
+      </w:r>
+      <w:r>
+        <w:rPr>
+          <w:rFonts w:ascii="Calibri" w:hAnsi="Calibri"/>
+          <w:b w:val="0"/>
+          <w:i w:val="0"/>
+        </w:rPr>
+        <w:t xml:space="preserve"> y el plan </w:t>
       </w:r>
       <w:r>
         <w:rPr>
@@ -3194,23 +3234,36 @@
           <w:b w:val="0"/>
           <w:i w:val="0"/>
         </w:rPr>
-        <w:t xml:space="preserve"> incluye </w:t>
-      </w:r>
-      <w:r>
-        <w:rPr>
-          <w:rFonts w:ascii="Calibri" w:hAnsi="Calibri"/>
-          <w:b/>
-          <w:i w:val="0"/>
-        </w:rPr>
-        <w:t>soporte prioritario durante 6 (seis) meses</w:t>
-      </w:r>
-      <w:r>
-        <w:rPr>
-          <w:rFonts w:ascii="Calibri" w:hAnsi="Calibri"/>
-          <w:b w:val="0"/>
-          <w:i w:val="0"/>
-        </w:rPr>
-        <w:t xml:space="preserve"> contados desde la publicación, entendido como atención en horario laboral con respuesta dentro de las 24 horas hábiles siguientes.</w:t>
+        <w:t xml:space="preserve"> </w:t>
+      </w:r>
+      <w:r>
+        <w:rPr>
+          <w:rFonts w:ascii="Calibri" w:hAnsi="Calibri"/>
+          <w:b/>
+          <w:i w:val="0"/>
+        </w:rPr>
+        <w:t>90 (noventa) días naturales</w:t>
+      </w:r>
+      <w:r>
+        <w:rPr>
+          <w:rFonts w:ascii="Calibri" w:hAnsi="Calibri"/>
+          <w:b w:val="0"/>
+          <w:i w:val="0"/>
+        </w:rPr>
+        <w:t xml:space="preserve"> de soporte post-lanzamiento, contados desde la publicación, para dudas de uso y ajustes menores. Se presta en horario laboral con respuesta dentro de las 24 horas hábiles siguientes. No comprende alta o modificación masiva de contenido, funcionalidad nueva ni desarrollo.</w:t>
+      </w:r>
+    </w:p>
+    <w:p>
+      <w:pPr>
+        <w:jc w:val="both"/>
+      </w:pPr>
+      <w:r>
+        <w:rPr>
+          <w:rFonts w:ascii="Calibri" w:hAnsi="Calibri"/>
+          <w:b w:val="0"/>
+          <w:i w:val="0"/>
+        </w:rPr>
+        <w:t>Concluidos la garantía y el soporte post-lanzamiento, el soporte se presta conforme al plan de mantenimiento que EL CLIENTE contrate.</w:t>
       </w:r>
     </w:p>
     <w:p>
@@ -4668,7 +4721,7 @@
           <w:b/>
           <w:i w:val="0"/>
         </w:rPr>
-        <w:t>Plan Esencial — $3,999 M.N. · entrega 1 semana</w:t>
+        <w:t>Plan Esencial — $2,499 M.N. · entrega 1 semana</w:t>
       </w:r>
     </w:p>
     <w:p>
@@ -5140,7 +5193,7 @@
           <w:b w:val="0"/>
           <w:i w:val="0"/>
         </w:rPr>
-        <w:t>Soporte prioritario por 6 meses</w:t>
+        <w:t>Soporte post-lanzamiento por 90 días</w:t>
       </w:r>
     </w:p>
     <w:p>
